--- a/Collatio/12/1. Textos/2. Limpios/12-D.docx
+++ b/Collatio/12/1. Textos/2. Limpios/12-D.docx
@@ -1,17 +1,17 @@
 
 <file path=word/document.xml><?xml version="1.0" encoding="utf-8"?>
-<w:document xmlns:wpc="http://schemas.microsoft.com/office/word/2010/wordprocessingCanvas" xmlns:cx="http://schemas.microsoft.com/office/drawing/2014/chartex" xmlns:cx1="http://schemas.microsoft.com/office/drawing/2015/9/8/chartex" xmlns:cx2="http://schemas.microsoft.com/office/drawing/2015/10/21/chartex" xmlns:cx3="http://schemas.microsoft.com/office/drawing/2016/5/9/chartex" xmlns:cx4="http://schemas.microsoft.com/office/drawing/2016/5/10/chartex" xmlns:cx5="http://schemas.microsoft.com/office/drawing/2016/5/11/chartex" xmlns:cx6="http://schemas.microsoft.com/office/drawing/2016/5/12/chartex" xmlns:cx7="http://schemas.microsoft.com/office/drawing/2016/5/13/chartex" xmlns:cx8="http://schemas.microsoft.com/office/drawing/2016/5/14/chartex" xmlns:mc="http://schemas.openxmlformats.org/markup-compatibility/2006" xmlns:aink="http://schemas.microsoft.com/office/drawing/2016/ink" xmlns:am3d="http://schemas.microsoft.com/office/drawing/2017/model3d" xmlns:o="urn:schemas-microsoft-com:office:office" xmlns:oel="http://schemas.microsoft.com/office/2019/extlst" xmlns:r="http://schemas.openxmlformats.org/officeDocument/2006/relationships" xmlns:m="http://schemas.openxmlformats.org/officeDocument/2006/math" xmlns:v="urn:schemas-microsoft-com:vml" xmlns:wp14="http://schemas.microsoft.com/office/word/2010/wordprocessingDrawing" xmlns:wp="http://schemas.openxmlformats.org/drawingml/2006/wordprocessingDrawing" xmlns:w10="urn:schemas-microsoft-com:office:word" xmlns:w="http://schemas.openxmlformats.org/wordprocessingml/2006/main" xmlns:w14="http://schemas.microsoft.com/office/word/2010/wordml" xmlns:w15="http://schemas.microsoft.com/office/word/2012/wordml" xmlns:w16cex="http://schemas.microsoft.com/office/word/2018/wordml/cex" xmlns:w16cid="http://schemas.microsoft.com/office/word/2016/wordml/cid" xmlns:w16="http://schemas.microsoft.com/office/word/2018/wordml" xmlns:w16sdtdh="http://schemas.microsoft.com/office/word/2020/wordml/sdtdatahash" xmlns:w16se="http://schemas.microsoft.com/office/word/2015/wordml/symex" xmlns:wpg="http://schemas.microsoft.com/office/word/2010/wordprocessingGroup" xmlns:wpi="http://schemas.microsoft.com/office/word/2010/wordprocessingInk" xmlns:wne="http://schemas.microsoft.com/office/word/2006/wordml" xmlns:wps="http://schemas.microsoft.com/office/word/2010/wordprocessingShape" mc:Ignorable="w14 w15 w16se w16cid w16 w16cex w16sdtdh wp14">
+<w:document xmlns:wpc="http://schemas.microsoft.com/office/word/2010/wordprocessingCanvas" xmlns:cx="http://schemas.microsoft.com/office/drawing/2014/chartex" xmlns:cx1="http://schemas.microsoft.com/office/drawing/2015/9/8/chartex" xmlns:cx2="http://schemas.microsoft.com/office/drawing/2015/10/21/chartex" xmlns:cx3="http://schemas.microsoft.com/office/drawing/2016/5/9/chartex" xmlns:cx4="http://schemas.microsoft.com/office/drawing/2016/5/10/chartex" xmlns:cx5="http://schemas.microsoft.com/office/drawing/2016/5/11/chartex" xmlns:cx6="http://schemas.microsoft.com/office/drawing/2016/5/12/chartex" xmlns:cx7="http://schemas.microsoft.com/office/drawing/2016/5/13/chartex" xmlns:cx8="http://schemas.microsoft.com/office/drawing/2016/5/14/chartex" xmlns:mc="http://schemas.openxmlformats.org/markup-compatibility/2006" xmlns:aink="http://schemas.microsoft.com/office/drawing/2016/ink" xmlns:am3d="http://schemas.microsoft.com/office/drawing/2017/model3d" xmlns:o="urn:schemas-microsoft-com:office:office" xmlns:oel="http://schemas.microsoft.com/office/2019/extlst" xmlns:r="http://schemas.openxmlformats.org/officeDocument/2006/relationships" xmlns:m="http://schemas.openxmlformats.org/officeDocument/2006/math" xmlns:v="urn:schemas-microsoft-com:vml" xmlns:wp14="http://schemas.microsoft.com/office/word/2010/wordprocessingDrawing" xmlns:wp="http://schemas.openxmlformats.org/drawingml/2006/wordprocessingDrawing" xmlns:w10="urn:schemas-microsoft-com:office:word" xmlns:w="http://schemas.openxmlformats.org/wordprocessingml/2006/main" xmlns:w14="http://schemas.microsoft.com/office/word/2010/wordml" xmlns:w15="http://schemas.microsoft.com/office/word/2012/wordml" xmlns:w16cex="http://schemas.microsoft.com/office/word/2018/wordml/cex" xmlns:w16cid="http://schemas.microsoft.com/office/word/2016/wordml/cid" xmlns:w16="http://schemas.microsoft.com/office/word/2018/wordml" xmlns:w16du="http://schemas.microsoft.com/office/word/2023/wordml/word16du" xmlns:w16sdtdh="http://schemas.microsoft.com/office/word/2020/wordml/sdtdatahash" xmlns:w16sdtfl="http://schemas.microsoft.com/office/word/2024/wordml/sdtformatlock" xmlns:w16se="http://schemas.microsoft.com/office/word/2015/wordml/symex" xmlns:wpg="http://schemas.microsoft.com/office/word/2010/wordprocessingGroup" xmlns:wpi="http://schemas.microsoft.com/office/word/2010/wordprocessingInk" xmlns:wne="http://schemas.microsoft.com/office/word/2006/wordml" xmlns:wps="http://schemas.microsoft.com/office/word/2010/wordprocessingShape" mc:Ignorable="w14 w15 w16se w16cid w16 w16cex w16sdtdh w16sdtfl w16du wp14">
   <w:body>
     <w:p>
       <w:pPr>
         <w:rPr>
-          <w:rFonts w:ascii="Garamond" w:hAnsi="Garamond"/>
+          <w:rFonts w:ascii="Brill" w:hAnsi="Brill"/>
           <w:lang w:val="es-ES"/>
         </w:rPr>
       </w:pPr>
       <w:r>
         <w:rPr>
-          <w:rFonts w:ascii="Garamond" w:hAnsi="Garamond"/>
+          <w:rFonts w:ascii="Brill" w:hAnsi="Brill"/>
           <w:lang w:val="es-ES"/>
         </w:rPr>
         <w:t xml:space="preserve">El </w:t>
@@ -19,7 +19,7 @@
       <w:proofErr w:type="spellStart"/>
       <w:r>
         <w:rPr>
-          <w:rFonts w:ascii="Garamond" w:hAnsi="Garamond"/>
+          <w:rFonts w:ascii="Brill" w:hAnsi="Brill"/>
           <w:lang w:val="es-ES"/>
         </w:rPr>
         <w:t>diciplo</w:t>
@@ -27,31 +27,15 @@
       <w:proofErr w:type="spellEnd"/>
       <w:r>
         <w:rPr>
-          <w:rFonts w:ascii="Garamond" w:hAnsi="Garamond"/>
-          <w:lang w:val="es-ES"/>
-        </w:rPr>
-        <w:t xml:space="preserve"> pregunto e </w:t>
-      </w:r>
-      <w:proofErr w:type="spellStart"/>
-      <w:r>
-        <w:rPr>
-          <w:rFonts w:ascii="Garamond" w:hAnsi="Garamond"/>
-          <w:lang w:val="es-ES"/>
-        </w:rPr>
-        <w:t>dixo</w:t>
-      </w:r>
-      <w:proofErr w:type="spellEnd"/>
-      <w:r>
-        <w:rPr>
-          <w:rFonts w:ascii="Garamond" w:hAnsi="Garamond"/>
-          <w:lang w:val="es-ES"/>
-        </w:rPr>
-        <w:t xml:space="preserve"> maestro ruego te que me digas de aquel </w:t>
-      </w:r>
-      <w:proofErr w:type="spellStart"/>
-      <w:r>
-        <w:rPr>
-          <w:rFonts w:ascii="Garamond" w:hAnsi="Garamond"/>
+          <w:rFonts w:ascii="Brill" w:hAnsi="Brill"/>
+          <w:lang w:val="es-ES"/>
+        </w:rPr>
+        <w:t xml:space="preserve"> pregunto e dixo maestro ruego te que me digas de aquel </w:t>
+      </w:r>
+      <w:proofErr w:type="spellStart"/>
+      <w:r>
+        <w:rPr>
+          <w:rFonts w:ascii="Brill" w:hAnsi="Brill"/>
           <w:lang w:val="es-ES"/>
         </w:rPr>
         <w:t>tienpo</w:t>
@@ -59,7 +43,7 @@
       <w:proofErr w:type="spellEnd"/>
       <w:r>
         <w:rPr>
-          <w:rFonts w:ascii="Garamond" w:hAnsi="Garamond"/>
+          <w:rFonts w:ascii="Brill" w:hAnsi="Brill"/>
           <w:lang w:val="es-ES"/>
         </w:rPr>
         <w:t xml:space="preserve"> que </w:t>
@@ -67,7 +51,7 @@
       <w:proofErr w:type="spellStart"/>
       <w:r>
         <w:rPr>
-          <w:rFonts w:ascii="Garamond" w:hAnsi="Garamond"/>
+          <w:rFonts w:ascii="Brill" w:hAnsi="Brill"/>
           <w:lang w:val="es-ES"/>
         </w:rPr>
         <w:t>andudo</w:t>
@@ -75,7 +59,7 @@
       <w:proofErr w:type="spellEnd"/>
       <w:r>
         <w:rPr>
-          <w:rFonts w:ascii="Garamond" w:hAnsi="Garamond"/>
+          <w:rFonts w:ascii="Brill" w:hAnsi="Brill"/>
           <w:lang w:val="es-ES"/>
         </w:rPr>
         <w:t xml:space="preserve"> el nuestro señor encerrado en el vientre de su madre santa </w:t>
@@ -83,7 +67,7 @@
       <w:proofErr w:type="spellStart"/>
       <w:r>
         <w:rPr>
-          <w:rFonts w:ascii="Garamond" w:hAnsi="Garamond"/>
+          <w:rFonts w:ascii="Brill" w:hAnsi="Brill"/>
           <w:lang w:val="es-ES"/>
         </w:rPr>
         <w:t>Maria</w:t>
@@ -91,7 +75,7 @@
       <w:proofErr w:type="spellEnd"/>
       <w:r>
         <w:rPr>
-          <w:rFonts w:ascii="Garamond" w:hAnsi="Garamond"/>
+          <w:rFonts w:ascii="Brill" w:hAnsi="Brill"/>
           <w:lang w:val="es-ES"/>
         </w:rPr>
         <w:t xml:space="preserve"> como finco el cielo e la tierra o quien finco en su lugar e </w:t>
@@ -99,7 +83,7 @@
       <w:proofErr w:type="spellStart"/>
       <w:r>
         <w:rPr>
-          <w:rFonts w:ascii="Garamond" w:hAnsi="Garamond"/>
+          <w:rFonts w:ascii="Brill" w:hAnsi="Brill"/>
           <w:lang w:val="es-ES"/>
         </w:rPr>
         <w:t>segun</w:t>
@@ -107,7 +91,7 @@
       <w:proofErr w:type="spellEnd"/>
       <w:r>
         <w:rPr>
-          <w:rFonts w:ascii="Garamond" w:hAnsi="Garamond"/>
+          <w:rFonts w:ascii="Brill" w:hAnsi="Brill"/>
           <w:lang w:val="es-ES"/>
         </w:rPr>
         <w:t xml:space="preserve"> que yo he entendido </w:t>
@@ -115,7 +99,7 @@
       <w:proofErr w:type="spellStart"/>
       <w:r>
         <w:rPr>
-          <w:rFonts w:ascii="Garamond" w:hAnsi="Garamond"/>
+          <w:rFonts w:ascii="Brill" w:hAnsi="Brill"/>
           <w:lang w:val="es-ES"/>
         </w:rPr>
         <w:t>tu</w:t>
@@ -123,31 +107,15 @@
       <w:proofErr w:type="spellEnd"/>
       <w:r>
         <w:rPr>
-          <w:rFonts w:ascii="Garamond" w:hAnsi="Garamond"/>
-          <w:lang w:val="es-ES"/>
-        </w:rPr>
-        <w:t xml:space="preserve"> me </w:t>
-      </w:r>
-      <w:proofErr w:type="spellStart"/>
-      <w:r>
-        <w:rPr>
-          <w:rFonts w:ascii="Garamond" w:hAnsi="Garamond"/>
-          <w:lang w:val="es-ES"/>
-        </w:rPr>
-        <w:t>dizes</w:t>
-      </w:r>
-      <w:proofErr w:type="spellEnd"/>
-      <w:r>
-        <w:rPr>
-          <w:rFonts w:ascii="Garamond" w:hAnsi="Garamond"/>
-          <w:lang w:val="es-ES"/>
-        </w:rPr>
-        <w:t xml:space="preserve"> que son tres </w:t>
-      </w:r>
-      <w:proofErr w:type="spellStart"/>
-      <w:r>
-        <w:rPr>
-          <w:rFonts w:ascii="Garamond" w:hAnsi="Garamond"/>
+          <w:rFonts w:ascii="Brill" w:hAnsi="Brill"/>
+          <w:lang w:val="es-ES"/>
+        </w:rPr>
+        <w:t xml:space="preserve"> me dizes que son tres </w:t>
+      </w:r>
+      <w:proofErr w:type="spellStart"/>
+      <w:r>
+        <w:rPr>
+          <w:rFonts w:ascii="Brill" w:hAnsi="Brill"/>
           <w:lang w:val="es-ES"/>
         </w:rPr>
         <w:t>presonas</w:t>
@@ -155,7 +123,7 @@
       <w:proofErr w:type="spellEnd"/>
       <w:r>
         <w:rPr>
-          <w:rFonts w:ascii="Garamond" w:hAnsi="Garamond"/>
+          <w:rFonts w:ascii="Brill" w:hAnsi="Brill"/>
           <w:lang w:val="es-ES"/>
         </w:rPr>
         <w:t xml:space="preserve"> e un dios pues si </w:t>
@@ -163,7 +131,7 @@
       <w:proofErr w:type="spellStart"/>
       <w:r>
         <w:rPr>
-          <w:rFonts w:ascii="Garamond" w:hAnsi="Garamond"/>
+          <w:rFonts w:ascii="Brill" w:hAnsi="Brill"/>
           <w:lang w:val="es-ES"/>
         </w:rPr>
         <w:t>tu</w:t>
@@ -171,31 +139,15 @@
       <w:proofErr w:type="spellEnd"/>
       <w:r>
         <w:rPr>
-          <w:rFonts w:ascii="Garamond" w:hAnsi="Garamond"/>
-          <w:lang w:val="es-ES"/>
-        </w:rPr>
-        <w:t xml:space="preserve"> me quisieres </w:t>
-      </w:r>
-      <w:proofErr w:type="spellStart"/>
-      <w:r>
-        <w:rPr>
-          <w:rFonts w:ascii="Garamond" w:hAnsi="Garamond"/>
-          <w:lang w:val="es-ES"/>
-        </w:rPr>
-        <w:t>dezir</w:t>
-      </w:r>
-      <w:proofErr w:type="spellEnd"/>
-      <w:r>
-        <w:rPr>
-          <w:rFonts w:ascii="Garamond" w:hAnsi="Garamond"/>
-          <w:lang w:val="es-ES"/>
-        </w:rPr>
-        <w:t xml:space="preserve"> que de aquellas tres </w:t>
-      </w:r>
-      <w:proofErr w:type="spellStart"/>
-      <w:r>
-        <w:rPr>
-          <w:rFonts w:ascii="Garamond" w:hAnsi="Garamond"/>
+          <w:rFonts w:ascii="Brill" w:hAnsi="Brill"/>
+          <w:lang w:val="es-ES"/>
+        </w:rPr>
+        <w:t xml:space="preserve"> me quisieres dezir que de aquellas tres </w:t>
+      </w:r>
+      <w:proofErr w:type="spellStart"/>
+      <w:r>
+        <w:rPr>
+          <w:rFonts w:ascii="Brill" w:hAnsi="Brill"/>
           <w:lang w:val="es-ES"/>
         </w:rPr>
         <w:t>presonas</w:t>
@@ -203,7 +155,7 @@
       <w:proofErr w:type="spellEnd"/>
       <w:r>
         <w:rPr>
-          <w:rFonts w:ascii="Garamond" w:hAnsi="Garamond"/>
+          <w:rFonts w:ascii="Brill" w:hAnsi="Brill"/>
           <w:lang w:val="es-ES"/>
         </w:rPr>
         <w:t xml:space="preserve"> que se </w:t>
@@ -211,7 +163,7 @@
       <w:proofErr w:type="spellStart"/>
       <w:r>
         <w:rPr>
-          <w:rFonts w:ascii="Garamond" w:hAnsi="Garamond"/>
+          <w:rFonts w:ascii="Brill" w:hAnsi="Brill"/>
           <w:lang w:val="es-ES"/>
         </w:rPr>
         <w:t>encerro</w:t>
@@ -219,7 +171,7 @@
       <w:proofErr w:type="spellEnd"/>
       <w:r>
         <w:rPr>
-          <w:rFonts w:ascii="Garamond" w:hAnsi="Garamond"/>
+          <w:rFonts w:ascii="Brill" w:hAnsi="Brill"/>
           <w:lang w:val="es-ES"/>
         </w:rPr>
         <w:t xml:space="preserve"> en el vientre de santa </w:t>
@@ -227,7 +179,7 @@
       <w:proofErr w:type="spellStart"/>
       <w:r>
         <w:rPr>
-          <w:rFonts w:ascii="Garamond" w:hAnsi="Garamond"/>
+          <w:rFonts w:ascii="Brill" w:hAnsi="Brill"/>
           <w:lang w:val="es-ES"/>
         </w:rPr>
         <w:t>Maria</w:t>
@@ -235,7 +187,7 @@
       <w:proofErr w:type="spellEnd"/>
       <w:r>
         <w:rPr>
-          <w:rFonts w:ascii="Garamond" w:hAnsi="Garamond"/>
+          <w:rFonts w:ascii="Brill" w:hAnsi="Brill"/>
           <w:lang w:val="es-ES"/>
         </w:rPr>
         <w:t xml:space="preserve"> la una o las dos esta es una </w:t>
@@ -243,7 +195,7 @@
       <w:proofErr w:type="spellStart"/>
       <w:r>
         <w:rPr>
-          <w:rFonts w:ascii="Garamond" w:hAnsi="Garamond"/>
+          <w:rFonts w:ascii="Brill" w:hAnsi="Brill"/>
           <w:lang w:val="es-ES"/>
         </w:rPr>
         <w:t>razon</w:t>
@@ -251,7 +203,7 @@
       <w:proofErr w:type="spellEnd"/>
       <w:r>
         <w:rPr>
-          <w:rFonts w:ascii="Garamond" w:hAnsi="Garamond"/>
+          <w:rFonts w:ascii="Brill" w:hAnsi="Brill"/>
           <w:lang w:val="es-ES"/>
         </w:rPr>
         <w:t xml:space="preserve"> </w:t>
@@ -259,7 +211,7 @@
       <w:proofErr w:type="spellStart"/>
       <w:r>
         <w:rPr>
-          <w:rFonts w:ascii="Garamond" w:hAnsi="Garamond"/>
+          <w:rFonts w:ascii="Brill" w:hAnsi="Brill"/>
           <w:lang w:val="es-ES"/>
         </w:rPr>
         <w:t>mas</w:t>
@@ -267,31 +219,15 @@
       <w:proofErr w:type="spellEnd"/>
       <w:r>
         <w:rPr>
-          <w:rFonts w:ascii="Garamond" w:hAnsi="Garamond"/>
-          <w:lang w:val="es-ES"/>
-        </w:rPr>
-        <w:t xml:space="preserve"> si </w:t>
-      </w:r>
-      <w:proofErr w:type="spellStart"/>
-      <w:r>
-        <w:rPr>
-          <w:rFonts w:ascii="Garamond" w:hAnsi="Garamond"/>
-          <w:lang w:val="es-ES"/>
-        </w:rPr>
-        <w:t>dizes</w:t>
-      </w:r>
-      <w:proofErr w:type="spellEnd"/>
-      <w:r>
-        <w:rPr>
-          <w:rFonts w:ascii="Garamond" w:hAnsi="Garamond"/>
-          <w:lang w:val="es-ES"/>
-        </w:rPr>
-        <w:t xml:space="preserve"> que todas tres fueron y encerradas dame recabdo quien finco fuera en su lugar para mantener el cielo e la tierra e todas las otras criaturas que en ellos son </w:t>
-      </w:r>
-      <w:proofErr w:type="spellStart"/>
-      <w:r>
-        <w:rPr>
-          <w:rFonts w:ascii="Garamond" w:hAnsi="Garamond"/>
+          <w:rFonts w:ascii="Brill" w:hAnsi="Brill"/>
+          <w:lang w:val="es-ES"/>
+        </w:rPr>
+        <w:t xml:space="preserve"> si dizes que todas tres fueron y encerradas dame recabdo quien finco fuera en su lugar para mantener el cielo e la tierra e todas las otras criaturas que en ellos son </w:t>
+      </w:r>
+      <w:proofErr w:type="spellStart"/>
+      <w:r>
+        <w:rPr>
+          <w:rFonts w:ascii="Brill" w:hAnsi="Brill"/>
           <w:lang w:val="es-ES"/>
         </w:rPr>
         <w:t>respondio</w:t>
@@ -299,31 +235,15 @@
       <w:proofErr w:type="spellEnd"/>
       <w:r>
         <w:rPr>
-          <w:rFonts w:ascii="Garamond" w:hAnsi="Garamond"/>
-          <w:lang w:val="es-ES"/>
-        </w:rPr>
-        <w:t xml:space="preserve"> el maestro e </w:t>
-      </w:r>
-      <w:proofErr w:type="spellStart"/>
-      <w:r>
-        <w:rPr>
-          <w:rFonts w:ascii="Garamond" w:hAnsi="Garamond"/>
-          <w:lang w:val="es-ES"/>
-        </w:rPr>
-        <w:t>dixo</w:t>
-      </w:r>
-      <w:proofErr w:type="spellEnd"/>
-      <w:r>
-        <w:rPr>
-          <w:rFonts w:ascii="Garamond" w:hAnsi="Garamond"/>
-          <w:lang w:val="es-ES"/>
-        </w:rPr>
-        <w:t xml:space="preserve"> ya </w:t>
-      </w:r>
-      <w:proofErr w:type="spellStart"/>
-      <w:r>
-        <w:rPr>
-          <w:rFonts w:ascii="Garamond" w:hAnsi="Garamond"/>
+          <w:rFonts w:ascii="Brill" w:hAnsi="Brill"/>
+          <w:lang w:val="es-ES"/>
+        </w:rPr>
+        <w:t xml:space="preserve"> el maestro e dixo ya </w:t>
+      </w:r>
+      <w:proofErr w:type="spellStart"/>
+      <w:r>
+        <w:rPr>
+          <w:rFonts w:ascii="Brill" w:hAnsi="Brill"/>
           <w:lang w:val="es-ES"/>
         </w:rPr>
         <w:t>tu</w:t>
@@ -331,7 +251,7 @@
       <w:proofErr w:type="spellEnd"/>
       <w:r>
         <w:rPr>
-          <w:rFonts w:ascii="Garamond" w:hAnsi="Garamond"/>
+          <w:rFonts w:ascii="Brill" w:hAnsi="Brill"/>
           <w:lang w:val="es-ES"/>
         </w:rPr>
         <w:t xml:space="preserve"> sabes bien en </w:t>
@@ -339,7 +259,7 @@
       <w:proofErr w:type="spellStart"/>
       <w:r>
         <w:rPr>
-          <w:rFonts w:ascii="Garamond" w:hAnsi="Garamond"/>
+          <w:rFonts w:ascii="Brill" w:hAnsi="Brill"/>
           <w:lang w:val="es-ES"/>
         </w:rPr>
         <w:t>como</w:t>
@@ -347,31 +267,15 @@
       <w:proofErr w:type="spellEnd"/>
       <w:r>
         <w:rPr>
-          <w:rFonts w:ascii="Garamond" w:hAnsi="Garamond"/>
-          <w:lang w:val="es-ES"/>
-        </w:rPr>
-        <w:t xml:space="preserve"> te yo </w:t>
-      </w:r>
-      <w:proofErr w:type="spellStart"/>
-      <w:r>
-        <w:rPr>
-          <w:rFonts w:ascii="Garamond" w:hAnsi="Garamond"/>
-          <w:lang w:val="es-ES"/>
-        </w:rPr>
-        <w:t>dixe</w:t>
-      </w:r>
-      <w:proofErr w:type="spellEnd"/>
-      <w:r>
-        <w:rPr>
-          <w:rFonts w:ascii="Garamond" w:hAnsi="Garamond"/>
-          <w:lang w:val="es-ES"/>
-        </w:rPr>
-        <w:t xml:space="preserve"> que eran nueve cielos e del uno al otro ay tanto como de la tierra a este primero que </w:t>
-      </w:r>
-      <w:proofErr w:type="spellStart"/>
-      <w:r>
-        <w:rPr>
-          <w:rFonts w:ascii="Garamond" w:hAnsi="Garamond"/>
+          <w:rFonts w:ascii="Brill" w:hAnsi="Brill"/>
+          <w:lang w:val="es-ES"/>
+        </w:rPr>
+        <w:t xml:space="preserve"> te yo dixe que eran nueve cielos e del uno al otro ay tanto como de la tierra a este primero que </w:t>
+      </w:r>
+      <w:proofErr w:type="spellStart"/>
+      <w:r>
+        <w:rPr>
+          <w:rFonts w:ascii="Brill" w:hAnsi="Brill"/>
           <w:lang w:val="es-ES"/>
         </w:rPr>
         <w:t>paresce</w:t>
@@ -379,7 +283,7 @@
       <w:proofErr w:type="spellEnd"/>
       <w:r>
         <w:rPr>
-          <w:rFonts w:ascii="Garamond" w:hAnsi="Garamond"/>
+          <w:rFonts w:ascii="Brill" w:hAnsi="Brill"/>
           <w:lang w:val="es-ES"/>
         </w:rPr>
         <w:t xml:space="preserve"> a nos pues </w:t>
@@ -387,7 +291,7 @@
       <w:proofErr w:type="spellStart"/>
       <w:r>
         <w:rPr>
-          <w:rFonts w:ascii="Garamond" w:hAnsi="Garamond"/>
+          <w:rFonts w:ascii="Brill" w:hAnsi="Brill"/>
           <w:lang w:val="es-ES"/>
         </w:rPr>
         <w:t>quando</w:t>
@@ -395,7 +299,7 @@
       <w:proofErr w:type="spellEnd"/>
       <w:r>
         <w:rPr>
-          <w:rFonts w:ascii="Garamond" w:hAnsi="Garamond"/>
+          <w:rFonts w:ascii="Brill" w:hAnsi="Brill"/>
           <w:lang w:val="es-ES"/>
         </w:rPr>
         <w:t xml:space="preserve"> el nuestro señor </w:t>
@@ -403,7 +307,7 @@
       <w:proofErr w:type="spellStart"/>
       <w:r>
         <w:rPr>
-          <w:rFonts w:ascii="Garamond" w:hAnsi="Garamond"/>
+          <w:rFonts w:ascii="Brill" w:hAnsi="Brill"/>
           <w:lang w:val="es-ES"/>
         </w:rPr>
         <w:t>esta</w:t>
@@ -411,7 +315,7 @@
       <w:proofErr w:type="spellEnd"/>
       <w:r>
         <w:rPr>
-          <w:rFonts w:ascii="Garamond" w:hAnsi="Garamond"/>
+          <w:rFonts w:ascii="Brill" w:hAnsi="Brill"/>
           <w:lang w:val="es-ES"/>
         </w:rPr>
         <w:t xml:space="preserve"> en el </w:t>
@@ -419,7 +323,7 @@
       <w:proofErr w:type="spellStart"/>
       <w:r>
         <w:rPr>
-          <w:rFonts w:ascii="Garamond" w:hAnsi="Garamond"/>
+          <w:rFonts w:ascii="Brill" w:hAnsi="Brill"/>
           <w:lang w:val="es-ES"/>
         </w:rPr>
         <w:t>mas</w:t>
@@ -427,7 +331,7 @@
       <w:proofErr w:type="spellEnd"/>
       <w:r>
         <w:rPr>
-          <w:rFonts w:ascii="Garamond" w:hAnsi="Garamond"/>
+          <w:rFonts w:ascii="Brill" w:hAnsi="Brill"/>
           <w:lang w:val="es-ES"/>
         </w:rPr>
         <w:t xml:space="preserve"> alto cielo que es el noveno para mientes si por eso si mengua alguna cosa </w:t>
@@ -435,7 +339,7 @@
       <w:proofErr w:type="spellStart"/>
       <w:r>
         <w:rPr>
-          <w:rFonts w:ascii="Garamond" w:hAnsi="Garamond"/>
+          <w:rFonts w:ascii="Brill" w:hAnsi="Brill"/>
           <w:lang w:val="es-ES"/>
         </w:rPr>
         <w:t>aca</w:t>
@@ -443,7 +347,7 @@
       <w:proofErr w:type="spellEnd"/>
       <w:r>
         <w:rPr>
-          <w:rFonts w:ascii="Garamond" w:hAnsi="Garamond"/>
+          <w:rFonts w:ascii="Brill" w:hAnsi="Brill"/>
           <w:lang w:val="es-ES"/>
         </w:rPr>
         <w:t xml:space="preserve"> en la tierra de lo que el ordeno que non se </w:t>
@@ -451,7 +355,7 @@
       <w:proofErr w:type="spellStart"/>
       <w:r>
         <w:rPr>
-          <w:rFonts w:ascii="Garamond" w:hAnsi="Garamond"/>
+          <w:rFonts w:ascii="Brill" w:hAnsi="Brill"/>
           <w:lang w:val="es-ES"/>
         </w:rPr>
         <w:t>cunpla</w:t>
@@ -459,7 +363,7 @@
       <w:proofErr w:type="spellEnd"/>
       <w:r>
         <w:rPr>
-          <w:rFonts w:ascii="Garamond" w:hAnsi="Garamond"/>
+          <w:rFonts w:ascii="Brill" w:hAnsi="Brill"/>
           <w:lang w:val="es-ES"/>
         </w:rPr>
         <w:t xml:space="preserve"> e non se </w:t>
@@ -467,7 +371,7 @@
       <w:proofErr w:type="spellStart"/>
       <w:r>
         <w:rPr>
-          <w:rFonts w:ascii="Garamond" w:hAnsi="Garamond"/>
+          <w:rFonts w:ascii="Brill" w:hAnsi="Brill"/>
           <w:lang w:val="es-ES"/>
         </w:rPr>
         <w:t>faga</w:t>
@@ -475,7 +379,7 @@
       <w:proofErr w:type="spellEnd"/>
       <w:r>
         <w:rPr>
-          <w:rFonts w:ascii="Garamond" w:hAnsi="Garamond"/>
+          <w:rFonts w:ascii="Brill" w:hAnsi="Brill"/>
           <w:lang w:val="es-ES"/>
         </w:rPr>
         <w:t xml:space="preserve"> todo </w:t>
@@ -483,7 +387,7 @@
       <w:proofErr w:type="spellStart"/>
       <w:r>
         <w:rPr>
-          <w:rFonts w:ascii="Garamond" w:hAnsi="Garamond"/>
+          <w:rFonts w:ascii="Brill" w:hAnsi="Brill"/>
           <w:lang w:val="es-ES"/>
         </w:rPr>
         <w:t>asi</w:t>
@@ -491,7 +395,7 @@
       <w:proofErr w:type="spellEnd"/>
       <w:r>
         <w:rPr>
-          <w:rFonts w:ascii="Garamond" w:hAnsi="Garamond"/>
+          <w:rFonts w:ascii="Brill" w:hAnsi="Brill"/>
           <w:lang w:val="es-ES"/>
         </w:rPr>
         <w:t xml:space="preserve"> como </w:t>
@@ -499,7 +403,7 @@
       <w:proofErr w:type="spellStart"/>
       <w:r>
         <w:rPr>
-          <w:rFonts w:ascii="Garamond" w:hAnsi="Garamond"/>
+          <w:rFonts w:ascii="Brill" w:hAnsi="Brill"/>
           <w:lang w:val="es-ES"/>
         </w:rPr>
         <w:t>el</w:t>
@@ -507,39 +411,103 @@
       <w:proofErr w:type="spellEnd"/>
       <w:r>
         <w:rPr>
-          <w:rFonts w:ascii="Garamond" w:hAnsi="Garamond"/>
-          <w:lang w:val="es-ES"/>
-        </w:rPr>
-        <w:t xml:space="preserve"> manda e eso mesmo en cada uno de los otros cielos que te ya </w:t>
-      </w:r>
-      <w:proofErr w:type="spellStart"/>
-      <w:r>
-        <w:rPr>
-          <w:rFonts w:ascii="Garamond" w:hAnsi="Garamond"/>
-          <w:lang w:val="es-ES"/>
-        </w:rPr>
-        <w:t>dixe</w:t>
-      </w:r>
-      <w:proofErr w:type="spellEnd"/>
-      <w:r>
-        <w:rPr>
-          <w:rFonts w:ascii="Garamond" w:hAnsi="Garamond"/>
-          <w:lang w:val="es-ES"/>
-        </w:rPr>
-        <w:t xml:space="preserve"> que como </w:t>
-      </w:r>
-      <w:proofErr w:type="spellStart"/>
-      <w:r>
-        <w:rPr>
-          <w:rFonts w:ascii="Garamond" w:hAnsi="Garamond"/>
-          <w:lang w:val="es-ES"/>
-        </w:rPr>
-        <w:t>quier</w:t>
-      </w:r>
-      <w:proofErr w:type="spellEnd"/>
-      <w:r>
-        <w:rPr>
-          <w:rFonts w:ascii="Garamond" w:hAnsi="Garamond"/>
+          <w:rFonts w:ascii="Brill" w:hAnsi="Brill"/>
+          <w:lang w:val="es-ES"/>
+        </w:rPr>
+        <w:t xml:space="preserve"> manda e eso mesmo en cada uno de los otros cielos que te ya dixe que como quier que </w:t>
+      </w:r>
+      <w:proofErr w:type="spellStart"/>
+      <w:r>
+        <w:rPr>
+          <w:rFonts w:ascii="Brill" w:hAnsi="Brill"/>
+          <w:lang w:val="es-ES"/>
+        </w:rPr>
+        <w:t>paresce</w:t>
+      </w:r>
+      <w:proofErr w:type="spellEnd"/>
+      <w:r>
+        <w:rPr>
+          <w:rFonts w:ascii="Brill" w:hAnsi="Brill"/>
+          <w:lang w:val="es-ES"/>
+        </w:rPr>
+        <w:t xml:space="preserve"> que dios </w:t>
+      </w:r>
+      <w:proofErr w:type="spellStart"/>
+      <w:r>
+        <w:rPr>
+          <w:rFonts w:ascii="Brill" w:hAnsi="Brill"/>
+          <w:lang w:val="es-ES"/>
+        </w:rPr>
+        <w:t>esta</w:t>
+      </w:r>
+      <w:proofErr w:type="spellEnd"/>
+      <w:r>
+        <w:rPr>
+          <w:rFonts w:ascii="Brill" w:hAnsi="Brill"/>
+          <w:lang w:val="es-ES"/>
+        </w:rPr>
+        <w:t xml:space="preserve"> en un lugar en todo lugar esta pues bien </w:t>
+      </w:r>
+      <w:proofErr w:type="spellStart"/>
+      <w:r>
+        <w:rPr>
+          <w:rFonts w:ascii="Brill" w:hAnsi="Brill"/>
+          <w:lang w:val="es-ES"/>
+        </w:rPr>
+        <w:t>asi</w:t>
+      </w:r>
+      <w:proofErr w:type="spellEnd"/>
+      <w:r>
+        <w:rPr>
+          <w:rFonts w:ascii="Brill" w:hAnsi="Brill"/>
+          <w:lang w:val="es-ES"/>
+        </w:rPr>
+        <w:t xml:space="preserve"> fue </w:t>
+      </w:r>
+      <w:proofErr w:type="spellStart"/>
+      <w:r>
+        <w:rPr>
+          <w:rFonts w:ascii="Brill" w:hAnsi="Brill"/>
+          <w:lang w:val="es-ES"/>
+        </w:rPr>
+        <w:t>quando</w:t>
+      </w:r>
+      <w:proofErr w:type="spellEnd"/>
+      <w:r>
+        <w:rPr>
+          <w:rFonts w:ascii="Brill" w:hAnsi="Brill"/>
+          <w:lang w:val="es-ES"/>
+        </w:rPr>
+        <w:t xml:space="preserve"> estuvo en el vientre de santa </w:t>
+      </w:r>
+      <w:proofErr w:type="spellStart"/>
+      <w:r>
+        <w:rPr>
+          <w:rFonts w:ascii="Brill" w:hAnsi="Brill"/>
+          <w:lang w:val="es-ES"/>
+        </w:rPr>
+        <w:t>Maria</w:t>
+      </w:r>
+      <w:proofErr w:type="spellEnd"/>
+      <w:r>
+        <w:rPr>
+          <w:rFonts w:ascii="Brill" w:hAnsi="Brill"/>
+          <w:lang w:val="es-ES"/>
+        </w:rPr>
+        <w:t xml:space="preserve"> que como quiera que </w:t>
+      </w:r>
+      <w:proofErr w:type="spellStart"/>
+      <w:r>
+        <w:rPr>
+          <w:rFonts w:ascii="Brill" w:hAnsi="Brill"/>
+          <w:lang w:val="es-ES"/>
+        </w:rPr>
+        <w:t>paresciese</w:t>
+      </w:r>
+      <w:proofErr w:type="spellEnd"/>
+      <w:r>
+        <w:rPr>
+          <w:rFonts w:ascii="Brill" w:hAnsi="Brill"/>
           <w:lang w:val="es-ES"/>
         </w:rPr>
         <w:t xml:space="preserve"> que </w:t>
@@ -547,39 +515,135 @@
       <w:proofErr w:type="spellStart"/>
       <w:r>
         <w:rPr>
-          <w:rFonts w:ascii="Garamond" w:hAnsi="Garamond"/>
-          <w:lang w:val="es-ES"/>
-        </w:rPr>
-        <w:t>paresce</w:t>
-      </w:r>
-      <w:proofErr w:type="spellEnd"/>
-      <w:r>
-        <w:rPr>
-          <w:rFonts w:ascii="Garamond" w:hAnsi="Garamond"/>
-          <w:lang w:val="es-ES"/>
-        </w:rPr>
-        <w:t xml:space="preserve"> que dios </w:t>
-      </w:r>
-      <w:proofErr w:type="spellStart"/>
-      <w:r>
-        <w:rPr>
-          <w:rFonts w:ascii="Garamond" w:hAnsi="Garamond"/>
-          <w:lang w:val="es-ES"/>
-        </w:rPr>
-        <w:t>esta</w:t>
-      </w:r>
-      <w:proofErr w:type="spellEnd"/>
-      <w:r>
-        <w:rPr>
-          <w:rFonts w:ascii="Garamond" w:hAnsi="Garamond"/>
-          <w:lang w:val="es-ES"/>
-        </w:rPr>
-        <w:t xml:space="preserve"> en un lugar en todo lugar esta pues bien </w:t>
-      </w:r>
-      <w:proofErr w:type="spellStart"/>
-      <w:r>
-        <w:rPr>
-          <w:rFonts w:ascii="Garamond" w:hAnsi="Garamond"/>
+          <w:rFonts w:ascii="Brill" w:hAnsi="Brill"/>
+          <w:lang w:val="es-ES"/>
+        </w:rPr>
+        <w:t>alli</w:t>
+      </w:r>
+      <w:proofErr w:type="spellEnd"/>
+      <w:r>
+        <w:rPr>
+          <w:rFonts w:ascii="Brill" w:hAnsi="Brill"/>
+          <w:lang w:val="es-ES"/>
+        </w:rPr>
+        <w:t xml:space="preserve"> era e </w:t>
+      </w:r>
+      <w:proofErr w:type="spellStart"/>
+      <w:r>
+        <w:rPr>
+          <w:rFonts w:ascii="Brill" w:hAnsi="Brill"/>
+          <w:lang w:val="es-ES"/>
+        </w:rPr>
+        <w:t>alli</w:t>
+      </w:r>
+      <w:proofErr w:type="spellEnd"/>
+      <w:r>
+        <w:rPr>
+          <w:rFonts w:ascii="Brill" w:hAnsi="Brill"/>
+          <w:lang w:val="es-ES"/>
+        </w:rPr>
+        <w:t xml:space="preserve"> estava encerrado en todo lugar estava el bien como de antes que por aquello non </w:t>
+      </w:r>
+      <w:proofErr w:type="spellStart"/>
+      <w:r>
+        <w:rPr>
+          <w:rFonts w:ascii="Brill" w:hAnsi="Brill"/>
+          <w:lang w:val="es-ES"/>
+        </w:rPr>
+        <w:t>menguava</w:t>
+      </w:r>
+      <w:proofErr w:type="spellEnd"/>
+      <w:r>
+        <w:rPr>
+          <w:rFonts w:ascii="Brill" w:hAnsi="Brill"/>
+          <w:lang w:val="es-ES"/>
+        </w:rPr>
+        <w:t xml:space="preserve"> el su poder nin la su grandeza e a lo que me demandaste de las tres </w:t>
+      </w:r>
+      <w:proofErr w:type="spellStart"/>
+      <w:r>
+        <w:rPr>
+          <w:rFonts w:ascii="Brill" w:hAnsi="Brill"/>
+          <w:lang w:val="es-ES"/>
+        </w:rPr>
+        <w:t>presonas</w:t>
+      </w:r>
+      <w:proofErr w:type="spellEnd"/>
+      <w:r>
+        <w:rPr>
+          <w:rFonts w:ascii="Brill" w:hAnsi="Brill"/>
+          <w:lang w:val="es-ES"/>
+        </w:rPr>
+        <w:t xml:space="preserve"> si eran y encerradas la una o las dos o las tres todas sepas que todas tres y fueron ca estas tres se encerraron en dios e por esto dize en la creencia en el salmo de </w:t>
+      </w:r>
+      <w:proofErr w:type="spellStart"/>
+      <w:r>
+        <w:rPr>
+          <w:rFonts w:ascii="Brill" w:hAnsi="Brill"/>
+          <w:lang w:val="es-ES"/>
+        </w:rPr>
+        <w:t>atanasio</w:t>
+      </w:r>
+      <w:proofErr w:type="spellEnd"/>
+      <w:r>
+        <w:rPr>
+          <w:rFonts w:ascii="Brill" w:hAnsi="Brill"/>
+          <w:lang w:val="es-ES"/>
+        </w:rPr>
+        <w:t xml:space="preserve"> </w:t>
+      </w:r>
+      <w:proofErr w:type="spellStart"/>
+      <w:r>
+        <w:rPr>
+          <w:rFonts w:ascii="Brill" w:hAnsi="Brill"/>
+          <w:lang w:val="es-ES"/>
+        </w:rPr>
+        <w:t>qual</w:t>
+      </w:r>
+      <w:proofErr w:type="spellEnd"/>
+      <w:r>
+        <w:rPr>
+          <w:rFonts w:ascii="Brill" w:hAnsi="Brill"/>
+          <w:lang w:val="es-ES"/>
+        </w:rPr>
+        <w:t xml:space="preserve"> es el padre tal es el fijo tal es el </w:t>
+      </w:r>
+      <w:proofErr w:type="spellStart"/>
+      <w:r>
+        <w:rPr>
+          <w:rFonts w:ascii="Brill" w:hAnsi="Brill"/>
+          <w:lang w:val="es-ES"/>
+        </w:rPr>
+        <w:t>spiritu</w:t>
+      </w:r>
+      <w:proofErr w:type="spellEnd"/>
+      <w:r>
+        <w:rPr>
+          <w:rFonts w:ascii="Brill" w:hAnsi="Brill"/>
+          <w:lang w:val="es-ES"/>
+        </w:rPr>
+        <w:t xml:space="preserve"> santo pues ya se da a entender en estas palabras que pues el padre </w:t>
+      </w:r>
+      <w:proofErr w:type="spellStart"/>
+      <w:r>
+        <w:rPr>
+          <w:rFonts w:ascii="Brill" w:hAnsi="Brill"/>
+          <w:lang w:val="es-ES"/>
+        </w:rPr>
+        <w:t>tomava</w:t>
+      </w:r>
+      <w:proofErr w:type="spellEnd"/>
+      <w:r>
+        <w:rPr>
+          <w:rFonts w:ascii="Brill" w:hAnsi="Brill"/>
+          <w:lang w:val="es-ES"/>
+        </w:rPr>
+        <w:t xml:space="preserve"> carne de ombre </w:t>
+      </w:r>
+      <w:proofErr w:type="spellStart"/>
+      <w:r>
+        <w:rPr>
+          <w:rFonts w:ascii="Brill" w:hAnsi="Brill"/>
           <w:lang w:val="es-ES"/>
         </w:rPr>
         <w:t>asi</w:t>
@@ -587,223 +651,47 @@
       <w:proofErr w:type="spellEnd"/>
       <w:r>
         <w:rPr>
-          <w:rFonts w:ascii="Garamond" w:hAnsi="Garamond"/>
-          <w:lang w:val="es-ES"/>
-        </w:rPr>
-        <w:t xml:space="preserve"> fue </w:t>
-      </w:r>
-      <w:proofErr w:type="spellStart"/>
-      <w:r>
-        <w:rPr>
-          <w:rFonts w:ascii="Garamond" w:hAnsi="Garamond"/>
-          <w:lang w:val="es-ES"/>
-        </w:rPr>
-        <w:t>quando</w:t>
-      </w:r>
-      <w:proofErr w:type="spellEnd"/>
-      <w:r>
-        <w:rPr>
-          <w:rFonts w:ascii="Garamond" w:hAnsi="Garamond"/>
-          <w:lang w:val="es-ES"/>
-        </w:rPr>
-        <w:t xml:space="preserve"> estuvo en el vientre de santa </w:t>
-      </w:r>
-      <w:proofErr w:type="spellStart"/>
-      <w:r>
-        <w:rPr>
-          <w:rFonts w:ascii="Garamond" w:hAnsi="Garamond"/>
-          <w:lang w:val="es-ES"/>
-        </w:rPr>
-        <w:t>Maria</w:t>
-      </w:r>
-      <w:proofErr w:type="spellEnd"/>
-      <w:r>
-        <w:rPr>
-          <w:rFonts w:ascii="Garamond" w:hAnsi="Garamond"/>
-          <w:lang w:val="es-ES"/>
-        </w:rPr>
-        <w:t xml:space="preserve"> que como quiera que </w:t>
-      </w:r>
-      <w:proofErr w:type="spellStart"/>
-      <w:r>
-        <w:rPr>
-          <w:rFonts w:ascii="Garamond" w:hAnsi="Garamond"/>
-          <w:lang w:val="es-ES"/>
-        </w:rPr>
-        <w:t>paresciese</w:t>
-      </w:r>
-      <w:proofErr w:type="spellEnd"/>
-      <w:r>
-        <w:rPr>
-          <w:rFonts w:ascii="Garamond" w:hAnsi="Garamond"/>
-          <w:lang w:val="es-ES"/>
-        </w:rPr>
-        <w:t xml:space="preserve"> que </w:t>
-      </w:r>
-      <w:proofErr w:type="spellStart"/>
-      <w:r>
-        <w:rPr>
-          <w:rFonts w:ascii="Garamond" w:hAnsi="Garamond"/>
-          <w:lang w:val="es-ES"/>
-        </w:rPr>
-        <w:t>alli</w:t>
-      </w:r>
-      <w:proofErr w:type="spellEnd"/>
-      <w:r>
-        <w:rPr>
-          <w:rFonts w:ascii="Garamond" w:hAnsi="Garamond"/>
-          <w:lang w:val="es-ES"/>
-        </w:rPr>
-        <w:t xml:space="preserve"> era e </w:t>
-      </w:r>
-      <w:proofErr w:type="spellStart"/>
-      <w:r>
-        <w:rPr>
-          <w:rFonts w:ascii="Garamond" w:hAnsi="Garamond"/>
-          <w:lang w:val="es-ES"/>
-        </w:rPr>
-        <w:t>alli</w:t>
-      </w:r>
-      <w:proofErr w:type="spellEnd"/>
-      <w:r>
-        <w:rPr>
-          <w:rFonts w:ascii="Garamond" w:hAnsi="Garamond"/>
-          <w:lang w:val="es-ES"/>
-        </w:rPr>
-        <w:t xml:space="preserve"> </w:t>
-      </w:r>
-      <w:proofErr w:type="spellStart"/>
-      <w:r>
-        <w:rPr>
-          <w:rFonts w:ascii="Garamond" w:hAnsi="Garamond"/>
-          <w:lang w:val="es-ES"/>
-        </w:rPr>
-        <w:t>estava</w:t>
-      </w:r>
-      <w:proofErr w:type="spellEnd"/>
-      <w:r>
-        <w:rPr>
-          <w:rFonts w:ascii="Garamond" w:hAnsi="Garamond"/>
-          <w:lang w:val="es-ES"/>
-        </w:rPr>
-        <w:t xml:space="preserve"> encerrado en todo lugar </w:t>
-      </w:r>
-      <w:proofErr w:type="spellStart"/>
-      <w:r>
-        <w:rPr>
-          <w:rFonts w:ascii="Garamond" w:hAnsi="Garamond"/>
-          <w:lang w:val="es-ES"/>
-        </w:rPr>
-        <w:t>estava</w:t>
-      </w:r>
-      <w:proofErr w:type="spellEnd"/>
-      <w:r>
-        <w:rPr>
-          <w:rFonts w:ascii="Garamond" w:hAnsi="Garamond"/>
-          <w:lang w:val="es-ES"/>
-        </w:rPr>
-        <w:t xml:space="preserve"> el bien como de antes que por aquello non </w:t>
-      </w:r>
-      <w:proofErr w:type="spellStart"/>
-      <w:r>
-        <w:rPr>
-          <w:rFonts w:ascii="Garamond" w:hAnsi="Garamond"/>
-          <w:lang w:val="es-ES"/>
-        </w:rPr>
-        <w:t>menguava</w:t>
-      </w:r>
-      <w:proofErr w:type="spellEnd"/>
-      <w:r>
-        <w:rPr>
-          <w:rFonts w:ascii="Garamond" w:hAnsi="Garamond"/>
-          <w:lang w:val="es-ES"/>
-        </w:rPr>
-        <w:t xml:space="preserve"> el su poder </w:t>
-      </w:r>
-      <w:proofErr w:type="spellStart"/>
-      <w:r>
-        <w:rPr>
-          <w:rFonts w:ascii="Garamond" w:hAnsi="Garamond"/>
-          <w:lang w:val="es-ES"/>
-        </w:rPr>
-        <w:t>nin</w:t>
-      </w:r>
-      <w:proofErr w:type="spellEnd"/>
-      <w:r>
-        <w:rPr>
-          <w:rFonts w:ascii="Garamond" w:hAnsi="Garamond"/>
-          <w:lang w:val="es-ES"/>
-        </w:rPr>
-        <w:t xml:space="preserve"> la su grandeza e a lo que me demandaste de las tres </w:t>
-      </w:r>
-      <w:proofErr w:type="spellStart"/>
-      <w:r>
-        <w:rPr>
-          <w:rFonts w:ascii="Garamond" w:hAnsi="Garamond"/>
-          <w:lang w:val="es-ES"/>
-        </w:rPr>
-        <w:t>presonas</w:t>
-      </w:r>
-      <w:proofErr w:type="spellEnd"/>
-      <w:r>
-        <w:rPr>
-          <w:rFonts w:ascii="Garamond" w:hAnsi="Garamond"/>
-          <w:lang w:val="es-ES"/>
-        </w:rPr>
-        <w:t xml:space="preserve"> si eran y encerradas la una o las dos o las tres todas sepas que todas tres y fueron ca estas tres se encerraron en dios e por esto </w:t>
-      </w:r>
-      <w:proofErr w:type="spellStart"/>
-      <w:r>
-        <w:rPr>
-          <w:rFonts w:ascii="Garamond" w:hAnsi="Garamond"/>
-          <w:lang w:val="es-ES"/>
-        </w:rPr>
-        <w:t>dize</w:t>
-      </w:r>
-      <w:proofErr w:type="spellEnd"/>
-      <w:r>
-        <w:rPr>
-          <w:rFonts w:ascii="Garamond" w:hAnsi="Garamond"/>
-          <w:lang w:val="es-ES"/>
-        </w:rPr>
-        <w:t xml:space="preserve"> en la creencia en el salmo de </w:t>
-      </w:r>
-      <w:proofErr w:type="spellStart"/>
-      <w:r>
-        <w:rPr>
-          <w:rFonts w:ascii="Garamond" w:hAnsi="Garamond"/>
-          <w:lang w:val="es-ES"/>
-        </w:rPr>
-        <w:t>atanasio</w:t>
-      </w:r>
-      <w:proofErr w:type="spellEnd"/>
-      <w:r>
-        <w:rPr>
-          <w:rFonts w:ascii="Garamond" w:hAnsi="Garamond"/>
-          <w:lang w:val="es-ES"/>
-        </w:rPr>
-        <w:t xml:space="preserve"> </w:t>
-      </w:r>
-      <w:proofErr w:type="spellStart"/>
-      <w:r>
-        <w:rPr>
-          <w:rFonts w:ascii="Garamond" w:hAnsi="Garamond"/>
-          <w:lang w:val="es-ES"/>
-        </w:rPr>
-        <w:t>qual</w:t>
-      </w:r>
-      <w:proofErr w:type="spellEnd"/>
-      <w:r>
-        <w:rPr>
-          <w:rFonts w:ascii="Garamond" w:hAnsi="Garamond"/>
-          <w:lang w:val="es-ES"/>
-        </w:rPr>
-        <w:t xml:space="preserve"> es el padre tal es el fijo tal es el </w:t>
-      </w:r>
-      <w:proofErr w:type="spellStart"/>
-      <w:r>
-        <w:rPr>
-          <w:rFonts w:ascii="Garamond" w:hAnsi="Garamond"/>
+          <w:rFonts w:ascii="Brill" w:hAnsi="Brill"/>
+          <w:lang w:val="es-ES"/>
+        </w:rPr>
+        <w:t xml:space="preserve"> la </w:t>
+      </w:r>
+      <w:proofErr w:type="spellStart"/>
+      <w:r>
+        <w:rPr>
+          <w:rFonts w:ascii="Brill" w:hAnsi="Brill"/>
+          <w:lang w:val="es-ES"/>
+        </w:rPr>
+        <w:t>tomava</w:t>
+      </w:r>
+      <w:proofErr w:type="spellEnd"/>
+      <w:r>
+        <w:rPr>
+          <w:rFonts w:ascii="Brill" w:hAnsi="Brill"/>
+          <w:lang w:val="es-ES"/>
+        </w:rPr>
+        <w:t xml:space="preserve"> el fijo </w:t>
+      </w:r>
+      <w:proofErr w:type="spellStart"/>
+      <w:r>
+        <w:rPr>
+          <w:rFonts w:ascii="Brill" w:hAnsi="Brill"/>
+          <w:lang w:val="es-ES"/>
+        </w:rPr>
+        <w:t>e</w:t>
+      </w:r>
+      <w:proofErr w:type="spellEnd"/>
+      <w:r>
+        <w:rPr>
+          <w:rFonts w:ascii="Brill" w:hAnsi="Brill"/>
+          <w:lang w:val="es-ES"/>
+        </w:rPr>
+        <w:t xml:space="preserve"> el </w:t>
+      </w:r>
+      <w:proofErr w:type="spellStart"/>
+      <w:r>
+        <w:rPr>
+          <w:rFonts w:ascii="Brill" w:hAnsi="Brill"/>
           <w:lang w:val="es-ES"/>
         </w:rPr>
         <w:t>spiritu</w:t>
@@ -811,79 +699,31 @@
       <w:proofErr w:type="spellEnd"/>
       <w:r>
         <w:rPr>
-          <w:rFonts w:ascii="Garamond" w:hAnsi="Garamond"/>
-          <w:lang w:val="es-ES"/>
-        </w:rPr>
-        <w:t xml:space="preserve"> santo pues ya se da a entender en estas palabras que pues el padre </w:t>
-      </w:r>
-      <w:proofErr w:type="spellStart"/>
-      <w:r>
-        <w:rPr>
-          <w:rFonts w:ascii="Garamond" w:hAnsi="Garamond"/>
-          <w:lang w:val="es-ES"/>
-        </w:rPr>
-        <w:t>tomava</w:t>
-      </w:r>
-      <w:proofErr w:type="spellEnd"/>
-      <w:r>
-        <w:rPr>
-          <w:rFonts w:ascii="Garamond" w:hAnsi="Garamond"/>
-          <w:lang w:val="es-ES"/>
-        </w:rPr>
-        <w:t xml:space="preserve"> carne de </w:t>
-      </w:r>
-      <w:proofErr w:type="spellStart"/>
-      <w:r>
-        <w:rPr>
-          <w:rFonts w:ascii="Garamond" w:hAnsi="Garamond"/>
-          <w:lang w:val="es-ES"/>
-        </w:rPr>
-        <w:t>ombre</w:t>
-      </w:r>
-      <w:proofErr w:type="spellEnd"/>
-      <w:r>
-        <w:rPr>
-          <w:rFonts w:ascii="Garamond" w:hAnsi="Garamond"/>
-          <w:lang w:val="es-ES"/>
-        </w:rPr>
-        <w:t xml:space="preserve"> </w:t>
-      </w:r>
-      <w:proofErr w:type="spellStart"/>
-      <w:r>
-        <w:rPr>
-          <w:rFonts w:ascii="Garamond" w:hAnsi="Garamond"/>
-          <w:lang w:val="es-ES"/>
-        </w:rPr>
-        <w:t>asi</w:t>
-      </w:r>
-      <w:proofErr w:type="spellEnd"/>
-      <w:r>
-        <w:rPr>
-          <w:rFonts w:ascii="Garamond" w:hAnsi="Garamond"/>
-          <w:lang w:val="es-ES"/>
-        </w:rPr>
-        <w:t xml:space="preserve"> la </w:t>
-      </w:r>
-      <w:proofErr w:type="spellStart"/>
-      <w:r>
-        <w:rPr>
-          <w:rFonts w:ascii="Garamond" w:hAnsi="Garamond"/>
-          <w:lang w:val="es-ES"/>
-        </w:rPr>
-        <w:t>tomava</w:t>
-      </w:r>
-      <w:proofErr w:type="spellEnd"/>
-      <w:r>
-        <w:rPr>
-          <w:rFonts w:ascii="Garamond" w:hAnsi="Garamond"/>
-          <w:lang w:val="es-ES"/>
-        </w:rPr>
-        <w:t xml:space="preserve"> el fijo </w:t>
-      </w:r>
-      <w:proofErr w:type="spellStart"/>
-      <w:r>
-        <w:rPr>
-          <w:rFonts w:ascii="Garamond" w:hAnsi="Garamond"/>
+          <w:rFonts w:ascii="Brill" w:hAnsi="Brill"/>
+          <w:lang w:val="es-ES"/>
+        </w:rPr>
+        <w:t xml:space="preserve"> santo pues ya se da a entender e </w:t>
+      </w:r>
+      <w:proofErr w:type="spellStart"/>
+      <w:r>
+        <w:rPr>
+          <w:rFonts w:ascii="Brill" w:hAnsi="Brill"/>
+          <w:lang w:val="es-ES"/>
+        </w:rPr>
+        <w:t>por que</w:t>
+      </w:r>
+      <w:proofErr w:type="spellEnd"/>
+      <w:r>
+        <w:rPr>
+          <w:rFonts w:ascii="Brill" w:hAnsi="Brill"/>
+          <w:lang w:val="es-ES"/>
+        </w:rPr>
+        <w:t xml:space="preserve"> entiendas que tal es el uno como el otro e que todo era una cosa </w:t>
+      </w:r>
+      <w:proofErr w:type="spellStart"/>
+      <w:r>
+        <w:rPr>
+          <w:rFonts w:ascii="Brill" w:hAnsi="Brill"/>
           <w:lang w:val="es-ES"/>
         </w:rPr>
         <w:t>e</w:t>
@@ -891,47 +731,31 @@
       <w:proofErr w:type="spellEnd"/>
       <w:r>
         <w:rPr>
-          <w:rFonts w:ascii="Garamond" w:hAnsi="Garamond"/>
-          <w:lang w:val="es-ES"/>
-        </w:rPr>
-        <w:t xml:space="preserve"> el </w:t>
-      </w:r>
-      <w:proofErr w:type="spellStart"/>
-      <w:r>
-        <w:rPr>
-          <w:rFonts w:ascii="Garamond" w:hAnsi="Garamond"/>
-          <w:lang w:val="es-ES"/>
-        </w:rPr>
-        <w:t>spiritu</w:t>
-      </w:r>
-      <w:proofErr w:type="spellEnd"/>
-      <w:r>
-        <w:rPr>
-          <w:rFonts w:ascii="Garamond" w:hAnsi="Garamond"/>
-          <w:lang w:val="es-ES"/>
-        </w:rPr>
-        <w:t xml:space="preserve"> santo pues ya se da a entender e </w:t>
-      </w:r>
-      <w:proofErr w:type="spellStart"/>
-      <w:r>
-        <w:rPr>
-          <w:rFonts w:ascii="Garamond" w:hAnsi="Garamond"/>
-          <w:lang w:val="es-ES"/>
-        </w:rPr>
-        <w:t>por que</w:t>
-      </w:r>
-      <w:proofErr w:type="spellEnd"/>
-      <w:r>
-        <w:rPr>
-          <w:rFonts w:ascii="Garamond" w:hAnsi="Garamond"/>
-          <w:lang w:val="es-ES"/>
-        </w:rPr>
-        <w:t xml:space="preserve"> entiendas que tal es el uno como el otro e que todo era una cosa </w:t>
-      </w:r>
-      <w:proofErr w:type="spellStart"/>
-      <w:r>
-        <w:rPr>
-          <w:rFonts w:ascii="Garamond" w:hAnsi="Garamond"/>
+          <w:rFonts w:ascii="Brill" w:hAnsi="Brill"/>
+          <w:lang w:val="es-ES"/>
+        </w:rPr>
+        <w:t xml:space="preserve"> una sustancia ca si </w:t>
+      </w:r>
+      <w:proofErr w:type="spellStart"/>
+      <w:r>
+        <w:rPr>
+          <w:rFonts w:ascii="Brill" w:hAnsi="Brill"/>
+          <w:lang w:val="es-ES"/>
+        </w:rPr>
+        <w:t>uviese</w:t>
+      </w:r>
+      <w:proofErr w:type="spellEnd"/>
+      <w:r>
+        <w:rPr>
+          <w:rFonts w:ascii="Brill" w:hAnsi="Brill"/>
+          <w:lang w:val="es-ES"/>
+        </w:rPr>
+        <w:t xml:space="preserve"> sustancia entre el uno </w:t>
+      </w:r>
+      <w:proofErr w:type="spellStart"/>
+      <w:r>
+        <w:rPr>
+          <w:rFonts w:ascii="Brill" w:hAnsi="Brill"/>
           <w:lang w:val="es-ES"/>
         </w:rPr>
         <w:t>e</w:t>
@@ -939,39 +763,7 @@
       <w:proofErr w:type="spellEnd"/>
       <w:r>
         <w:rPr>
-          <w:rFonts w:ascii="Garamond" w:hAnsi="Garamond"/>
-          <w:lang w:val="es-ES"/>
-        </w:rPr>
-        <w:t xml:space="preserve"> una sustancia ca si </w:t>
-      </w:r>
-      <w:proofErr w:type="spellStart"/>
-      <w:r>
-        <w:rPr>
-          <w:rFonts w:ascii="Garamond" w:hAnsi="Garamond"/>
-          <w:lang w:val="es-ES"/>
-        </w:rPr>
-        <w:t>uviese</w:t>
-      </w:r>
-      <w:proofErr w:type="spellEnd"/>
-      <w:r>
-        <w:rPr>
-          <w:rFonts w:ascii="Garamond" w:hAnsi="Garamond"/>
-          <w:lang w:val="es-ES"/>
-        </w:rPr>
-        <w:t xml:space="preserve"> sustancia entre el uno </w:t>
-      </w:r>
-      <w:proofErr w:type="spellStart"/>
-      <w:r>
-        <w:rPr>
-          <w:rFonts w:ascii="Garamond" w:hAnsi="Garamond"/>
-          <w:lang w:val="es-ES"/>
-        </w:rPr>
-        <w:t>e</w:t>
-      </w:r>
-      <w:proofErr w:type="spellEnd"/>
-      <w:r>
-        <w:rPr>
-          <w:rFonts w:ascii="Garamond" w:hAnsi="Garamond"/>
+          <w:rFonts w:ascii="Brill" w:hAnsi="Brill"/>
           <w:lang w:val="es-ES"/>
         </w:rPr>
         <w:t xml:space="preserve"> el otro convenia que fuese departida la una </w:t>
@@ -979,7 +771,7 @@
       <w:proofErr w:type="spellStart"/>
       <w:r>
         <w:rPr>
-          <w:rFonts w:ascii="Garamond" w:hAnsi="Garamond"/>
+          <w:rFonts w:ascii="Brill" w:hAnsi="Brill"/>
           <w:lang w:val="es-ES"/>
         </w:rPr>
         <w:t>presona</w:t>
@@ -987,7 +779,7 @@
       <w:proofErr w:type="spellEnd"/>
       <w:r>
         <w:rPr>
-          <w:rFonts w:ascii="Garamond" w:hAnsi="Garamond"/>
+          <w:rFonts w:ascii="Brill" w:hAnsi="Brill"/>
           <w:lang w:val="es-ES"/>
         </w:rPr>
         <w:t xml:space="preserve"> de la otra e </w:t>
@@ -995,7 +787,7 @@
       <w:proofErr w:type="spellStart"/>
       <w:r>
         <w:rPr>
-          <w:rFonts w:ascii="Garamond" w:hAnsi="Garamond"/>
+          <w:rFonts w:ascii="Brill" w:hAnsi="Brill"/>
           <w:lang w:val="es-ES"/>
         </w:rPr>
         <w:t>avrian</w:t>
@@ -1003,7 +795,7 @@
       <w:proofErr w:type="spellEnd"/>
       <w:r>
         <w:rPr>
-          <w:rFonts w:ascii="Garamond" w:hAnsi="Garamond"/>
+          <w:rFonts w:ascii="Brill" w:hAnsi="Brill"/>
           <w:lang w:val="es-ES"/>
         </w:rPr>
         <w:t xml:space="preserve"> una manera en todas las cosas</w:t>
@@ -1020,7 +812,7 @@
 </file>
 
 <file path=word/styles.xml><?xml version="1.0" encoding="utf-8"?>
-<w:styles xmlns:mc="http://schemas.openxmlformats.org/markup-compatibility/2006" xmlns:r="http://schemas.openxmlformats.org/officeDocument/2006/relationships" xmlns:w="http://schemas.openxmlformats.org/wordprocessingml/2006/main" xmlns:w14="http://schemas.microsoft.com/office/word/2010/wordml" xmlns:w15="http://schemas.microsoft.com/office/word/2012/wordml" xmlns:w16cex="http://schemas.microsoft.com/office/word/2018/wordml/cex" xmlns:w16cid="http://schemas.microsoft.com/office/word/2016/wordml/cid" xmlns:w16="http://schemas.microsoft.com/office/word/2018/wordml" xmlns:w16sdtdh="http://schemas.microsoft.com/office/word/2020/wordml/sdtdatahash" xmlns:w16se="http://schemas.microsoft.com/office/word/2015/wordml/symex" mc:Ignorable="w14 w15 w16se w16cid w16 w16cex w16sdtdh">
+<w:styles xmlns:mc="http://schemas.openxmlformats.org/markup-compatibility/2006" xmlns:r="http://schemas.openxmlformats.org/officeDocument/2006/relationships" xmlns:w="http://schemas.openxmlformats.org/wordprocessingml/2006/main" xmlns:w14="http://schemas.microsoft.com/office/word/2010/wordml" xmlns:w15="http://schemas.microsoft.com/office/word/2012/wordml" xmlns:w16cex="http://schemas.microsoft.com/office/word/2018/wordml/cex" xmlns:w16cid="http://schemas.microsoft.com/office/word/2016/wordml/cid" xmlns:w16="http://schemas.microsoft.com/office/word/2018/wordml" xmlns:w16du="http://schemas.microsoft.com/office/word/2023/wordml/word16du" xmlns:w16sdtdh="http://schemas.microsoft.com/office/word/2020/wordml/sdtdatahash" xmlns:w16sdtfl="http://schemas.microsoft.com/office/word/2024/wordml/sdtformatlock" xmlns:w16se="http://schemas.microsoft.com/office/word/2015/wordml/symex" mc:Ignorable="w14 w15 w16se w16cid w16 w16cex w16sdtdh w16sdtfl w16du">
   <w:docDefaults>
     <w:rPrDefault>
       <w:rPr>
